--- a/docs/B124_B129_UMLRev_MiniProject_Report.docx
+++ b/docs/B124_B129_UMLRev_MiniProject_Report.docx
@@ -1994,7 +1994,7 @@
           <w:color w:val="1F3864"/>
           <w:sz w:val="24"/>
         </w:rPr>
-        <w:t>4.1 Benchmark Accuracy</w:t>
+        <w:t>4.1 Regression Benchmark</w:t>
       </w:r>
     </w:p>
     <w:p>
@@ -2008,7 +2008,7 @@
           <w:i w:val="0"/>
           <w:sz w:val="21"/>
         </w:rPr>
-        <w:t>The system was evaluated on the "Tell Story" benchmark project used in the base paper, whose correct feature-to-class mapping is published and therefore serves as ground truth. The pipeline was given only the source directory, with no feature information of any kind.</w:t>
+        <w:t>The pipeline was run against the "Tell Story" project used in the base paper, whose correct feature-to-class mapping is published and therefore serves as a reference answer. The pipeline was given only the source directory, with no feature information of any kind. This is a regression check that the pipeline still reproduces a known mapping end to end; Section 4.1.1 sets out why it should not be read as a measurement of general accuracy.</w:t>
       </w:r>
     </w:p>
     <w:tbl>
@@ -2570,7 +2570,92 @@
           <w:b w:val="0"/>
           <w:sz w:val="21"/>
         </w:rPr>
-        <w:t>Scoring operates on individual feature-to-class assignments rather than whole features, so a partially correct cluster is partially credited. F1 is reported as the headline figure because precision and recall are each trivially gamed in isolation: a tool that claims almost nothing scores high precision, and one that sweeps every class into a single feature scores high recall. Only their harmonic mean resists both.</w:t>
+        <w:t>Scoring operates on individual feature-to-class assignments rather than whole features, so a partially correct cluster is partially credited. F1 is quoted rather than precision or recall alone because each of those is trivially gamed in isolation: a tool that claims almost nothing scores high precision, and one that sweeps every class into a single feature scores high recall. Only their harmonic mean resists both.</w:t>
+      </w:r>
+    </w:p>
+    <w:p>
+      <w:pPr>
+        <w:spacing w:after="40" w:before="0"/>
+        <w:jc w:val="both"/>
+      </w:pPr>
+    </w:p>
+    <w:p>
+      <w:pPr>
+        <w:spacing w:after="100" w:before="200"/>
+        <w:jc w:val="left"/>
+      </w:pPr>
+      <w:r>
+        <w:rPr>
+          <w:b/>
+          <w:i w:val="0"/>
+          <w:color w:val="1F3864"/>
+          <w:sz w:val="24"/>
+        </w:rPr>
+        <w:t>4.1.1 How Much This Result Establishes</w:t>
+      </w:r>
+    </w:p>
+    <w:p>
+      <w:pPr>
+        <w:spacing w:after="120" w:before="0"/>
+        <w:jc w:val="both"/>
+      </w:pPr>
+      <w:r>
+        <w:rPr>
+          <w:b w:val="0"/>
+          <w:i w:val="0"/>
+          <w:sz w:val="21"/>
+        </w:rPr>
+        <w:t>Reported honestly, the figures above demonstrate that the pipeline runs end to end and still produces the expected grouping. They do not establish accuracy, for three reasons.</w:t>
+      </w:r>
+    </w:p>
+    <w:p>
+      <w:pPr>
+        <w:pStyle w:val="ListBullet"/>
+        <w:spacing w:after="60"/>
+      </w:pPr>
+      <w:r>
+        <w:rPr>
+          <w:sz w:val="21"/>
+        </w:rPr>
+        <w:t>The reference project contains one feature and four tightly coupled classes - Story holds a field of each of the other three - so there is almost no room for a false positive or a false negative. A perfect score is close to the expected outcome rather than a demanding result.</w:t>
+      </w:r>
+    </w:p>
+    <w:p>
+      <w:pPr>
+        <w:pStyle w:val="ListBullet"/>
+        <w:spacing w:after="60"/>
+      </w:pPr>
+      <w:r>
+        <w:rPr>
+          <w:sz w:val="21"/>
+        </w:rPr>
+        <w:t>The feature labeller falls back to a keyword heuristic that contains a branch returning the name 'Tell Story' for this project's vocabulary. On this benchmark the feature name is therefore recalled rather than derived. The clustering is genuinely automatic; the label, on this input, is not.</w:t>
+      </w:r>
+    </w:p>
+    <w:p>
+      <w:pPr>
+        <w:pStyle w:val="ListBullet"/>
+        <w:spacing w:after="60"/>
+      </w:pPr>
+      <w:r>
+        <w:rPr>
+          <w:sz w:val="21"/>
+        </w:rPr>
+        <w:t>Matching a discovered feature name against a reference name is a lenient substring test, so the score is driven far more by the class grouping than by the chosen name.</w:t>
+      </w:r>
+    </w:p>
+    <w:p>
+      <w:pPr>
+        <w:spacing w:after="120" w:before="0"/>
+        <w:jc w:val="both"/>
+      </w:pPr>
+      <w:r>
+        <w:rPr>
+          <w:b w:val="0"/>
+          <w:i w:val="0"/>
+          <w:sz w:val="21"/>
+        </w:rPr>
+        <w:t>A defensible accuracy claim would require reference mappings for several projects, each containing multiple features, so that misgrouping is actually penalised. That corpus does not exist for this benchmark and building it is identified as future work in Section 5.2. The scale results in Section 4.2 and the output validation in Section 4.3 are the stronger evidence this project offers: they show the pipeline holds up on real repositories two orders of magnitude larger, and that what it emits is well-formed.</w:t>
       </w:r>
     </w:p>
     <w:p>
@@ -3399,7 +3484,21 @@
           <w:i w:val="0"/>
           <w:sz w:val="21"/>
         </w:rPr>
-        <w:t>This project set out to remove the manual feature-identification step that constrains UMLRev, and it does so. Given a repository and nothing else, the system extracts structural symbols, discovers cohesive features, labels them, and synthesises feature-scoped class and sequence diagrams that a developer can review and export as version-controlled Diagram-as-Code. On the published benchmark it reproduces the human-authored feature mapping exactly, achieving a Precision, Recall and F-Measure of 100%, 100% and 1.00, and it scales to repositories two orders of magnitude larger within seconds.</w:t>
+        <w:t>This project set out to remove the manual feature-identification step that constrains UMLRev, and it does so. Given a repository and nothing else, the system extracts structural symbols, discovers cohesive features, labels them, and synthesises feature-scoped class and sequence diagrams that a developer can review and export as version-controlled Diagram-as-Code. It reproduces the reference mapping on the published benchmark, scales to repositories two orders of magnitude larger within seconds, and every diagram it emits is verified to parse.</w:t>
+      </w:r>
+    </w:p>
+    <w:p>
+      <w:pPr>
+        <w:spacing w:after="120" w:before="0"/>
+        <w:jc w:val="both"/>
+      </w:pPr>
+      <w:r>
+        <w:rPr>
+          <w:b w:val="0"/>
+          <w:i w:val="0"/>
+          <w:sz w:val="21"/>
+        </w:rPr>
+        <w:t>What has not been shown is accuracy in the general case. As Section 4.1.1 sets out, the benchmark is too small to penalise a wrong answer, so the headline figures confirm the pipeline works rather than measuring how well it identifies features. Demonstrating the latter is the main piece of work this project leaves open, and it is a question of assembling an evaluation corpus rather than of changing the approach.</w:t>
       </w:r>
     </w:p>
     <w:p>
@@ -3452,7 +3551,7 @@
         <w:rPr>
           <w:sz w:val="21"/>
         </w:rPr>
-        <w:t>Evaluation uses the single published ground truth available for this benchmark. A broader claim about accuracy would require reference mappings for several further projects.</w:t>
+        <w:t>Evaluation rests on a single, small published ground truth, and the labeller contains a keyword branch matching that benchmark's vocabulary. No general accuracy claim is supported by the present evidence.</w:t>
       </w:r>
     </w:p>
     <w:p>

--- a/docs/B124_B129_UMLRev_MiniProject_Report.docx
+++ b/docs/B124_B129_UMLRev_MiniProject_Report.docx
@@ -3768,6 +3768,892 @@
         <w:t>[8]  Laboratory artefacts, Experiments 1 to 9, Software Engineering, Semester 5, MPSTME, NMIMS University (user stories, non-functional requirements, use case, activity, class, sequence, collaboration and data flow models, and the Experiment 9 test matrix).</w:t>
       </w:r>
     </w:p>
+    <w:p>
+      <w:pPr>
+        <w:spacing w:after="140" w:before="280"/>
+        <w:jc w:val="left"/>
+      </w:pPr>
+      <w:r>
+        <w:rPr>
+          <w:b/>
+          <w:i w:val="0"/>
+          <w:color w:val="1F3864"/>
+          <w:sz w:val="30"/>
+        </w:rPr>
+        <w:t>Appendix A. Source Code and Configuration</w:t>
+      </w:r>
+    </w:p>
+    <w:p>
+      <w:pPr>
+        <w:spacing w:after="120" w:before="0"/>
+        <w:jc w:val="both"/>
+      </w:pPr>
+      <w:r>
+        <w:rPr>
+          <w:b w:val="0"/>
+          <w:i w:val="0"/>
+          <w:sz w:val="21"/>
+        </w:rPr>
+        <w:t>The second submission item is the source code and the configuration files needed to run it. The complete project is available at the repository below; the layout and setup steps are summarised here so the system can be reproduced from a clean machine.</w:t>
+      </w:r>
+    </w:p>
+    <w:p>
+      <w:pPr>
+        <w:spacing w:after="120"/>
+        <w:jc w:val="both"/>
+      </w:pPr>
+      <w:r>
+        <w:rPr>
+          <w:b/>
+          <w:sz w:val="21"/>
+        </w:rPr>
+        <w:t xml:space="preserve">Repository: </w:t>
+      </w:r>
+      <w:r>
+        <w:rPr>
+          <w:b w:val="0"/>
+          <w:sz w:val="21"/>
+        </w:rPr>
+        <w:t>https://github.com/Adityarane012/UMLRev---SE-Project</w:t>
+      </w:r>
+    </w:p>
+    <w:p>
+      <w:pPr>
+        <w:spacing w:after="100" w:before="200"/>
+        <w:jc w:val="left"/>
+      </w:pPr>
+      <w:r>
+        <w:rPr>
+          <w:b/>
+          <w:i w:val="0"/>
+          <w:color w:val="1F3864"/>
+          <w:sz w:val="24"/>
+        </w:rPr>
+        <w:t>A.1 Repository Layout</w:t>
+      </w:r>
+    </w:p>
+    <w:tbl>
+      <w:tblPr>
+        <w:tblW w:type="auto" w:w="0"/>
+        <w:jc w:val="center"/>
+        <w:tblLayout w:type="fixed"/>
+        <w:tblLook w:firstColumn="1" w:firstRow="1" w:lastColumn="0" w:lastRow="0" w:noHBand="0" w:noVBand="1" w:val="04A0"/>
+      </w:tblPr>
+      <w:tblGrid>
+        <w:gridCol w:w="3216"/>
+        <w:gridCol w:w="3216"/>
+        <w:gridCol w:w="3216"/>
+      </w:tblGrid>
+      <w:tr>
+        <w:tc>
+          <w:tcPr>
+            <w:tcW w:type="dxa" w:w="2160"/>
+            <w:shd w:val="clear" w:color="auto" w:fill="1F3864"/>
+          </w:tcPr>
+          <w:p>
+            <w:pPr>
+              <w:spacing w:after="40"/>
+            </w:pPr>
+            <w:r>
+              <w:rPr>
+                <w:b/>
+                <w:color w:val="FFFFFF"/>
+                <w:sz w:val="19"/>
+              </w:rPr>
+              <w:t>Path</w:t>
+            </w:r>
+          </w:p>
+        </w:tc>
+        <w:tc>
+          <w:tcPr>
+            <w:tcW w:type="dxa" w:w="2448"/>
+            <w:shd w:val="clear" w:color="auto" w:fill="1F3864"/>
+          </w:tcPr>
+          <w:p>
+            <w:pPr>
+              <w:spacing w:after="40"/>
+            </w:pPr>
+            <w:r>
+              <w:rPr>
+                <w:b/>
+                <w:color w:val="FFFFFF"/>
+                <w:sz w:val="19"/>
+              </w:rPr>
+              <w:t>Contents</w:t>
+            </w:r>
+          </w:p>
+        </w:tc>
+        <w:tc>
+          <w:tcPr>
+            <w:tcW w:type="dxa" w:w="5040"/>
+            <w:shd w:val="clear" w:color="auto" w:fill="1F3864"/>
+          </w:tcPr>
+          <w:p>
+            <w:pPr>
+              <w:spacing w:after="40"/>
+            </w:pPr>
+            <w:r>
+              <w:rPr>
+                <w:b/>
+                <w:color w:val="FFFFFF"/>
+                <w:sz w:val="19"/>
+              </w:rPr>
+              <w:t>Notes</w:t>
+            </w:r>
+          </w:p>
+        </w:tc>
+      </w:tr>
+      <w:tr>
+        <w:tc>
+          <w:tcPr>
+            <w:tcW w:type="dxa" w:w="2160"/>
+            <w:shd w:val="clear" w:color="auto" w:fill="F4F6FA"/>
+          </w:tcPr>
+          <w:p>
+            <w:pPr>
+              <w:spacing w:after="40"/>
+            </w:pPr>
+            <w:r>
+              <w:rPr>
+                <w:sz w:val="19"/>
+              </w:rPr>
+              <w:t>run_system.py</w:t>
+            </w:r>
+          </w:p>
+        </w:tc>
+        <w:tc>
+          <w:tcPr>
+            <w:tcW w:type="dxa" w:w="2448"/>
+            <w:shd w:val="clear" w:color="auto" w:fill="F4F6FA"/>
+          </w:tcPr>
+          <w:p>
+            <w:pPr>
+              <w:spacing w:after="40"/>
+            </w:pPr>
+            <w:r>
+              <w:rPr>
+                <w:sz w:val="19"/>
+              </w:rPr>
+              <w:t>Launcher: demo, cli, backend, frontend, benchmark</w:t>
+            </w:r>
+          </w:p>
+        </w:tc>
+        <w:tc>
+          <w:tcPr>
+            <w:tcW w:type="dxa" w:w="5040"/>
+            <w:shd w:val="clear" w:color="auto" w:fill="F4F6FA"/>
+          </w:tcPr>
+          <w:p>
+            <w:pPr>
+              <w:spacing w:after="40"/>
+            </w:pPr>
+            <w:r>
+              <w:rPr>
+                <w:sz w:val="19"/>
+              </w:rPr>
+              <w:t>Single entry point for every mode</w:t>
+            </w:r>
+          </w:p>
+        </w:tc>
+      </w:tr>
+      <w:tr>
+        <w:tc>
+          <w:tcPr>
+            <w:tcW w:type="dxa" w:w="2160"/>
+          </w:tcPr>
+          <w:p>
+            <w:pPr>
+              <w:spacing w:after="40"/>
+            </w:pPr>
+            <w:r>
+              <w:rPr>
+                <w:sz w:val="19"/>
+              </w:rPr>
+              <w:t>backend/umlrev/</w:t>
+            </w:r>
+          </w:p>
+        </w:tc>
+        <w:tc>
+          <w:tcPr>
+            <w:tcW w:type="dxa" w:w="2448"/>
+          </w:tcPr>
+          <w:p>
+            <w:pPr>
+              <w:spacing w:after="40"/>
+            </w:pPr>
+            <w:r>
+              <w:rPr>
+                <w:sz w:val="19"/>
+              </w:rPr>
+              <w:t>model, pipeline, diagram, evaluation, api packages</w:t>
+            </w:r>
+          </w:p>
+        </w:tc>
+        <w:tc>
+          <w:tcPr>
+            <w:tcW w:type="dxa" w:w="5040"/>
+          </w:tcPr>
+          <w:p>
+            <w:pPr>
+              <w:spacing w:after="40"/>
+            </w:pPr>
+            <w:r>
+              <w:rPr>
+                <w:sz w:val="19"/>
+              </w:rPr>
+              <w:t>The analysis core described in Section 3</w:t>
+            </w:r>
+          </w:p>
+        </w:tc>
+      </w:tr>
+      <w:tr>
+        <w:tc>
+          <w:tcPr>
+            <w:tcW w:type="dxa" w:w="2160"/>
+            <w:shd w:val="clear" w:color="auto" w:fill="F4F6FA"/>
+          </w:tcPr>
+          <w:p>
+            <w:pPr>
+              <w:spacing w:after="40"/>
+            </w:pPr>
+            <w:r>
+              <w:rPr>
+                <w:sz w:val="19"/>
+              </w:rPr>
+              <w:t>backend/tests/</w:t>
+            </w:r>
+          </w:p>
+        </w:tc>
+        <w:tc>
+          <w:tcPr>
+            <w:tcW w:type="dxa" w:w="2448"/>
+            <w:shd w:val="clear" w:color="auto" w:fill="F4F6FA"/>
+          </w:tcPr>
+          <w:p>
+            <w:pPr>
+              <w:spacing w:after="40"/>
+            </w:pPr>
+            <w:r>
+              <w:rPr>
+                <w:sz w:val="19"/>
+              </w:rPr>
+              <w:t>test_extractor.py, test_clustering.py, test_api.py</w:t>
+            </w:r>
+          </w:p>
+        </w:tc>
+        <w:tc>
+          <w:tcPr>
+            <w:tcW w:type="dxa" w:w="5040"/>
+            <w:shd w:val="clear" w:color="auto" w:fill="F4F6FA"/>
+          </w:tcPr>
+          <w:p>
+            <w:pPr>
+              <w:spacing w:after="40"/>
+            </w:pPr>
+            <w:r>
+              <w:rPr>
+                <w:sz w:val="19"/>
+              </w:rPr>
+              <w:t>12 tests including TC-01 to TC-04</w:t>
+            </w:r>
+          </w:p>
+        </w:tc>
+      </w:tr>
+      <w:tr>
+        <w:tc>
+          <w:tcPr>
+            <w:tcW w:type="dxa" w:w="2160"/>
+          </w:tcPr>
+          <w:p>
+            <w:pPr>
+              <w:spacing w:after="40"/>
+            </w:pPr>
+            <w:r>
+              <w:rPr>
+                <w:sz w:val="19"/>
+              </w:rPr>
+              <w:t>frontend/src/</w:t>
+            </w:r>
+          </w:p>
+        </w:tc>
+        <w:tc>
+          <w:tcPr>
+            <w:tcW w:type="dxa" w:w="2448"/>
+          </w:tcPr>
+          <w:p>
+            <w:pPr>
+              <w:spacing w:after="40"/>
+            </w:pPr>
+            <w:r>
+              <w:rPr>
+                <w:sz w:val="19"/>
+              </w:rPr>
+              <w:t>App.jsx, components/, services/api.js</w:t>
+            </w:r>
+          </w:p>
+        </w:tc>
+        <w:tc>
+          <w:tcPr>
+            <w:tcW w:type="dxa" w:w="5040"/>
+          </w:tcPr>
+          <w:p>
+            <w:pPr>
+              <w:spacing w:after="40"/>
+            </w:pPr>
+            <w:r>
+              <w:rPr>
+                <w:sz w:val="19"/>
+              </w:rPr>
+              <w:t>React 19 dashboard; dist/ holds the built bundle</w:t>
+            </w:r>
+          </w:p>
+        </w:tc>
+      </w:tr>
+      <w:tr>
+        <w:tc>
+          <w:tcPr>
+            <w:tcW w:type="dxa" w:w="2160"/>
+            <w:shd w:val="clear" w:color="auto" w:fill="F4F6FA"/>
+          </w:tcPr>
+          <w:p>
+            <w:pPr>
+              <w:spacing w:after="40"/>
+            </w:pPr>
+            <w:r>
+              <w:rPr>
+                <w:sz w:val="19"/>
+              </w:rPr>
+              <w:t>examples/tell_story/</w:t>
+            </w:r>
+          </w:p>
+        </w:tc>
+        <w:tc>
+          <w:tcPr>
+            <w:tcW w:type="dxa" w:w="2448"/>
+            <w:shd w:val="clear" w:color="auto" w:fill="F4F6FA"/>
+          </w:tcPr>
+          <w:p>
+            <w:pPr>
+              <w:spacing w:after="40"/>
+            </w:pPr>
+            <w:r>
+              <w:rPr>
+                <w:sz w:val="19"/>
+              </w:rPr>
+              <w:t>Enemy, Hero, Princess, Story (Java)</w:t>
+            </w:r>
+          </w:p>
+        </w:tc>
+        <w:tc>
+          <w:tcPr>
+            <w:tcW w:type="dxa" w:w="5040"/>
+            <w:shd w:val="clear" w:color="auto" w:fill="F4F6FA"/>
+          </w:tcPr>
+          <w:p>
+            <w:pPr>
+              <w:spacing w:after="40"/>
+            </w:pPr>
+            <w:r>
+              <w:rPr>
+                <w:sz w:val="19"/>
+              </w:rPr>
+              <w:t>Reference project used in Section 4.1</w:t>
+            </w:r>
+          </w:p>
+        </w:tc>
+      </w:tr>
+      <w:tr>
+        <w:tc>
+          <w:tcPr>
+            <w:tcW w:type="dxa" w:w="2160"/>
+          </w:tcPr>
+          <w:p>
+            <w:pPr>
+              <w:spacing w:after="40"/>
+            </w:pPr>
+            <w:r>
+              <w:rPr>
+                <w:sz w:val="19"/>
+              </w:rPr>
+              <w:t>docs/</w:t>
+            </w:r>
+          </w:p>
+        </w:tc>
+        <w:tc>
+          <w:tcPr>
+            <w:tcW w:type="dxa" w:w="2448"/>
+          </w:tcPr>
+          <w:p>
+            <w:pPr>
+              <w:spacing w:after="40"/>
+            </w:pPr>
+            <w:r>
+              <w:rPr>
+                <w:sz w:val="19"/>
+              </w:rPr>
+              <w:t>This report, model documents, diagram assets</w:t>
+            </w:r>
+          </w:p>
+        </w:tc>
+        <w:tc>
+          <w:tcPr>
+            <w:tcW w:type="dxa" w:w="5040"/>
+          </w:tcPr>
+          <w:p>
+            <w:pPr>
+              <w:spacing w:after="40"/>
+            </w:pPr>
+            <w:r>
+              <w:rPr>
+                <w:sz w:val="19"/>
+              </w:rPr>
+              <w:t>Experiment 1-9 artefacts</w:t>
+            </w:r>
+          </w:p>
+        </w:tc>
+      </w:tr>
+      <w:tr>
+        <w:tc>
+          <w:tcPr>
+            <w:tcW w:type="dxa" w:w="2160"/>
+            <w:shd w:val="clear" w:color="auto" w:fill="F4F6FA"/>
+          </w:tcPr>
+          <w:p>
+            <w:pPr>
+              <w:spacing w:after="40"/>
+            </w:pPr>
+            <w:r>
+              <w:rPr>
+                <w:sz w:val="19"/>
+              </w:rPr>
+              <w:t>output/</w:t>
+            </w:r>
+          </w:p>
+        </w:tc>
+        <w:tc>
+          <w:tcPr>
+            <w:tcW w:type="dxa" w:w="2448"/>
+            <w:shd w:val="clear" w:color="auto" w:fill="F4F6FA"/>
+          </w:tcPr>
+          <w:p>
+            <w:pPr>
+              <w:spacing w:after="40"/>
+            </w:pPr>
+            <w:r>
+              <w:rPr>
+                <w:sz w:val="19"/>
+              </w:rPr>
+              <w:t>Generated .puml files and project_summary.json</w:t>
+            </w:r>
+          </w:p>
+        </w:tc>
+        <w:tc>
+          <w:tcPr>
+            <w:tcW w:type="dxa" w:w="5040"/>
+            <w:shd w:val="clear" w:color="auto" w:fill="F4F6FA"/>
+          </w:tcPr>
+          <w:p>
+            <w:pPr>
+              <w:spacing w:after="40"/>
+            </w:pPr>
+            <w:r>
+              <w:rPr>
+                <w:sz w:val="19"/>
+              </w:rPr>
+              <w:t>Written by the CLI and benchmark runs</w:t>
+            </w:r>
+          </w:p>
+        </w:tc>
+      </w:tr>
+    </w:tbl>
+    <w:p>
+      <w:pPr>
+        <w:spacing w:after="80"/>
+      </w:pPr>
+    </w:p>
+    <w:p>
+      <w:pPr>
+        <w:spacing w:after="100" w:before="200"/>
+        <w:jc w:val="left"/>
+      </w:pPr>
+      <w:r>
+        <w:rPr>
+          <w:b/>
+          <w:i w:val="0"/>
+          <w:color w:val="1F3864"/>
+          <w:sz w:val="24"/>
+        </w:rPr>
+        <w:t>A.2 Configuration Files</w:t>
+      </w:r>
+    </w:p>
+    <w:tbl>
+      <w:tblPr>
+        <w:tblW w:type="auto" w:w="0"/>
+        <w:jc w:val="center"/>
+        <w:tblLayout w:type="fixed"/>
+        <w:tblLook w:firstColumn="1" w:firstRow="1" w:lastColumn="0" w:lastRow="0" w:noHBand="0" w:noVBand="1" w:val="04A0"/>
+      </w:tblPr>
+      <w:tblGrid>
+        <w:gridCol w:w="3216"/>
+        <w:gridCol w:w="3216"/>
+        <w:gridCol w:w="3216"/>
+      </w:tblGrid>
+      <w:tr>
+        <w:tc>
+          <w:tcPr>
+            <w:tcW w:type="dxa" w:w="2160"/>
+            <w:shd w:val="clear" w:color="auto" w:fill="1F3864"/>
+          </w:tcPr>
+          <w:p>
+            <w:pPr>
+              <w:spacing w:after="40"/>
+            </w:pPr>
+            <w:r>
+              <w:rPr>
+                <w:b/>
+                <w:color w:val="FFFFFF"/>
+                <w:sz w:val="19"/>
+              </w:rPr>
+              <w:t>File</w:t>
+            </w:r>
+          </w:p>
+        </w:tc>
+        <w:tc>
+          <w:tcPr>
+            <w:tcW w:type="dxa" w:w="2448"/>
+            <w:shd w:val="clear" w:color="auto" w:fill="1F3864"/>
+          </w:tcPr>
+          <w:p>
+            <w:pPr>
+              <w:spacing w:after="40"/>
+            </w:pPr>
+            <w:r>
+              <w:rPr>
+                <w:b/>
+                <w:color w:val="FFFFFF"/>
+                <w:sz w:val="19"/>
+              </w:rPr>
+              <w:t>Purpose</w:t>
+            </w:r>
+          </w:p>
+        </w:tc>
+        <w:tc>
+          <w:tcPr>
+            <w:tcW w:type="dxa" w:w="5040"/>
+            <w:shd w:val="clear" w:color="auto" w:fill="1F3864"/>
+          </w:tcPr>
+          <w:p>
+            <w:pPr>
+              <w:spacing w:after="40"/>
+            </w:pPr>
+            <w:r>
+              <w:rPr>
+                <w:b/>
+                <w:color w:val="FFFFFF"/>
+                <w:sz w:val="19"/>
+              </w:rPr>
+              <w:t>Required?</w:t>
+            </w:r>
+          </w:p>
+        </w:tc>
+      </w:tr>
+      <w:tr>
+        <w:tc>
+          <w:tcPr>
+            <w:tcW w:type="dxa" w:w="2160"/>
+            <w:shd w:val="clear" w:color="auto" w:fill="F4F6FA"/>
+          </w:tcPr>
+          <w:p>
+            <w:pPr>
+              <w:spacing w:after="40"/>
+            </w:pPr>
+            <w:r>
+              <w:rPr>
+                <w:sz w:val="19"/>
+              </w:rPr>
+              <w:t>backend/requirements.txt</w:t>
+            </w:r>
+          </w:p>
+        </w:tc>
+        <w:tc>
+          <w:tcPr>
+            <w:tcW w:type="dxa" w:w="2448"/>
+            <w:shd w:val="clear" w:color="auto" w:fill="F4F6FA"/>
+          </w:tcPr>
+          <w:p>
+            <w:pPr>
+              <w:spacing w:after="40"/>
+            </w:pPr>
+            <w:r>
+              <w:rPr>
+                <w:sz w:val="19"/>
+              </w:rPr>
+              <w:t>Python dependencies (FastAPI, Uvicorn, Pydantic, google-generativeai, openai)</w:t>
+            </w:r>
+          </w:p>
+        </w:tc>
+        <w:tc>
+          <w:tcPr>
+            <w:tcW w:type="dxa" w:w="5040"/>
+            <w:shd w:val="clear" w:color="auto" w:fill="F4F6FA"/>
+          </w:tcPr>
+          <w:p>
+            <w:pPr>
+              <w:spacing w:after="40"/>
+            </w:pPr>
+            <w:r>
+              <w:rPr>
+                <w:sz w:val="19"/>
+              </w:rPr>
+              <w:t>Yes</w:t>
+            </w:r>
+          </w:p>
+        </w:tc>
+      </w:tr>
+      <w:tr>
+        <w:tc>
+          <w:tcPr>
+            <w:tcW w:type="dxa" w:w="2160"/>
+          </w:tcPr>
+          <w:p>
+            <w:pPr>
+              <w:spacing w:after="40"/>
+            </w:pPr>
+            <w:r>
+              <w:rPr>
+                <w:sz w:val="19"/>
+              </w:rPr>
+              <w:t>backend/.env.example</w:t>
+            </w:r>
+          </w:p>
+        </w:tc>
+        <w:tc>
+          <w:tcPr>
+            <w:tcW w:type="dxa" w:w="2448"/>
+          </w:tcPr>
+          <w:p>
+            <w:pPr>
+              <w:spacing w:after="40"/>
+            </w:pPr>
+            <w:r>
+              <w:rPr>
+                <w:sz w:val="19"/>
+              </w:rPr>
+              <w:t>Template for GEMINI_API_KEY / OPENAI_API_KEY and server port</w:t>
+            </w:r>
+          </w:p>
+        </w:tc>
+        <w:tc>
+          <w:tcPr>
+            <w:tcW w:type="dxa" w:w="5040"/>
+          </w:tcPr>
+          <w:p>
+            <w:pPr>
+              <w:spacing w:after="40"/>
+            </w:pPr>
+            <w:r>
+              <w:rPr>
+                <w:sz w:val="19"/>
+              </w:rPr>
+              <w:t>Optional</w:t>
+            </w:r>
+          </w:p>
+        </w:tc>
+      </w:tr>
+      <w:tr>
+        <w:tc>
+          <w:tcPr>
+            <w:tcW w:type="dxa" w:w="2160"/>
+            <w:shd w:val="clear" w:color="auto" w:fill="F4F6FA"/>
+          </w:tcPr>
+          <w:p>
+            <w:pPr>
+              <w:spacing w:after="40"/>
+            </w:pPr>
+            <w:r>
+              <w:rPr>
+                <w:sz w:val="19"/>
+              </w:rPr>
+              <w:t>frontend/package.json</w:t>
+            </w:r>
+          </w:p>
+        </w:tc>
+        <w:tc>
+          <w:tcPr>
+            <w:tcW w:type="dxa" w:w="2448"/>
+            <w:shd w:val="clear" w:color="auto" w:fill="F4F6FA"/>
+          </w:tcPr>
+          <w:p>
+            <w:pPr>
+              <w:spacing w:after="40"/>
+            </w:pPr>
+            <w:r>
+              <w:rPr>
+                <w:sz w:val="19"/>
+              </w:rPr>
+              <w:t>Node dependencies (React 19, Vite, Mermaid 11)</w:t>
+            </w:r>
+          </w:p>
+        </w:tc>
+        <w:tc>
+          <w:tcPr>
+            <w:tcW w:type="dxa" w:w="5040"/>
+            <w:shd w:val="clear" w:color="auto" w:fill="F4F6FA"/>
+          </w:tcPr>
+          <w:p>
+            <w:pPr>
+              <w:spacing w:after="40"/>
+            </w:pPr>
+            <w:r>
+              <w:rPr>
+                <w:sz w:val="19"/>
+              </w:rPr>
+              <w:t>Yes</w:t>
+            </w:r>
+          </w:p>
+        </w:tc>
+      </w:tr>
+    </w:tbl>
+    <w:p>
+      <w:pPr>
+        <w:spacing w:after="80"/>
+      </w:pPr>
+    </w:p>
+    <w:p>
+      <w:pPr>
+        <w:spacing w:after="120"/>
+        <w:jc w:val="both"/>
+      </w:pPr>
+      <w:r>
+        <w:rPr>
+          <w:b/>
+          <w:sz w:val="21"/>
+        </w:rPr>
+        <w:t xml:space="preserve">No API key is required. </w:t>
+      </w:r>
+      <w:r>
+        <w:rPr>
+          <w:b w:val="0"/>
+          <w:sz w:val="21"/>
+        </w:rPr>
+        <w:t>LLMClient falls back to a deterministic heuristic labeller when no key is configured or the provider is unreachable, so the full pipeline, the dashboard and the benchmark all run offline. Supplying a key in backend/.env only changes how feature names are produced.</w:t>
+      </w:r>
+    </w:p>
+    <w:p>
+      <w:pPr>
+        <w:spacing w:after="100" w:before="200"/>
+        <w:jc w:val="left"/>
+      </w:pPr>
+      <w:r>
+        <w:rPr>
+          <w:b/>
+          <w:i w:val="0"/>
+          <w:color w:val="1F3864"/>
+          <w:sz w:val="24"/>
+        </w:rPr>
+        <w:t>A.3 Setup and Execution</w:t>
+      </w:r>
+    </w:p>
+    <w:p>
+      <w:pPr>
+        <w:spacing w:after="0" w:line="240" w:lineRule="auto"/>
+      </w:pPr>
+      <w:r>
+        <w:rPr>
+          <w:rFonts w:ascii="Consolas" w:hAnsi="Consolas" w:eastAsia="Consolas"/>
+          <w:sz w:val="17"/>
+        </w:rPr>
+        <w:t xml:space="preserve">  pip install -r backend/requirements.txt</w:t>
+      </w:r>
+    </w:p>
+    <w:p>
+      <w:pPr>
+        <w:spacing w:after="0" w:line="240" w:lineRule="auto"/>
+      </w:pPr>
+      <w:r>
+        <w:rPr>
+          <w:rFonts w:ascii="Consolas" w:hAnsi="Consolas" w:eastAsia="Consolas"/>
+          <w:sz w:val="17"/>
+        </w:rPr>
+        <w:t xml:space="preserve">  cd frontend &amp;&amp; npm install &amp;&amp; cd ..</w:t>
+      </w:r>
+    </w:p>
+    <w:p>
+      <w:pPr>
+        <w:spacing w:after="0" w:line="240" w:lineRule="auto"/>
+      </w:pPr>
+      <w:r>
+        <w:rPr>
+          <w:rFonts w:ascii="Consolas" w:hAnsi="Consolas" w:eastAsia="Consolas"/>
+          <w:sz w:val="17"/>
+        </w:rPr>
+        <w:t xml:space="preserve">  python run_system.py demo          # dashboard + REST API on http://127.0.0.1:8000</w:t>
+      </w:r>
+    </w:p>
+    <w:p>
+      <w:pPr>
+        <w:spacing w:after="120" w:before="0"/>
+        <w:jc w:val="both"/>
+      </w:pPr>
+    </w:p>
+    <w:p>
+      <w:pPr>
+        <w:spacing w:after="120" w:before="0"/>
+        <w:jc w:val="both"/>
+      </w:pPr>
+      <w:r>
+        <w:rPr>
+          <w:b w:val="0"/>
+          <w:i w:val="0"/>
+          <w:sz w:val="21"/>
+        </w:rPr>
+        <w:t>To reproduce the results reported in Section 4:</w:t>
+      </w:r>
+    </w:p>
+    <w:p>
+      <w:pPr>
+        <w:spacing w:after="0" w:line="240" w:lineRule="auto"/>
+      </w:pPr>
+      <w:r>
+        <w:rPr>
+          <w:rFonts w:ascii="Consolas" w:hAnsi="Consolas" w:eastAsia="Consolas"/>
+          <w:sz w:val="17"/>
+        </w:rPr>
+        <w:t xml:space="preserve">  python run_system.py benchmark                                   # Section 4.1</w:t>
+      </w:r>
+    </w:p>
+    <w:p>
+      <w:pPr>
+        <w:spacing w:after="0" w:line="240" w:lineRule="auto"/>
+      </w:pPr>
+      <w:r>
+        <w:rPr>
+          <w:rFonts w:ascii="Consolas" w:hAnsi="Consolas" w:eastAsia="Consolas"/>
+          <w:sz w:val="17"/>
+        </w:rPr>
+        <w:t xml:space="preserve">  python -m unittest discover -s backend/tests -p "test_*.py"     # Section 4.3</w:t>
+      </w:r>
+    </w:p>
+    <w:p>
+      <w:pPr>
+        <w:spacing w:after="120" w:before="0"/>
+        <w:jc w:val="both"/>
+      </w:pPr>
+    </w:p>
+    <w:p>
+      <w:pPr>
+        <w:spacing w:after="120" w:before="0"/>
+        <w:jc w:val="both"/>
+      </w:pPr>
+      <w:r>
+        <w:rPr>
+          <w:b w:val="0"/>
+          <w:i w:val="0"/>
+          <w:sz w:val="21"/>
+        </w:rPr>
+        <w:t>Interactive API documentation is served at /docs once the system is running. The dashboard ingests public GitHub repositories; the CLI mode (python run_system.py cli --repo &lt;path&gt;) analyses a local directory.</w:t>
+      </w:r>
+    </w:p>
     <w:sectPr>
       <w:footerReference w:type="default" r:id="rId9"/>
       <w:pgSz w:w="12240" w:h="15840"/>

--- a/docs/B124_B129_UMLRev_MiniProject_Report.docx
+++ b/docs/B124_B129_UMLRev_MiniProject_Report.docx
@@ -764,93 +764,82 @@
     </w:p>
     <w:p>
       <w:pPr>
-        <w:spacing w:after="0" w:line="240" w:lineRule="auto"/>
+        <w:spacing w:after="120" w:before="0"/>
+        <w:jc w:val="both"/>
       </w:pPr>
       <w:r>
         <w:rPr>
-          <w:rFonts w:ascii="Consolas" w:hAnsi="Consolas" w:eastAsia="Consolas"/>
-          <w:sz w:val="17"/>
+          <w:b w:val="0"/>
+          <w:i w:val="0"/>
+          <w:sz w:val="21"/>
         </w:rPr>
-        <w:t xml:space="preserve">  Repository  ---&gt;  SymbolExtractor    ---&gt;  Project { classes, relationships }</w:t>
+        <w:t>Figure 1 shows the layered structure. The numbered bands are the order a request travels: the dashboard calls the REST API, which drives the analysis stages, which hand a feature proposal to the developer for approval before any diagram is synthesised. The model package sits beneath every stage as the shared domain core, and the two external systems - a GitHub repository and an optional LLM provider - are the only outside dependencies.</w:t>
+      </w:r>
+    </w:p>
+    <w:p>
+      <w:r>
+        <w:br w:type="page"/>
       </w:r>
     </w:p>
     <w:p>
       <w:pPr>
-        <w:spacing w:after="0" w:line="240" w:lineRule="auto"/>
+        <w:spacing w:before="120" w:after="60"/>
+        <w:jc w:val="center"/>
       </w:pPr>
       <w:r>
-        <w:rPr>
-          <w:rFonts w:ascii="Consolas" w:hAnsi="Consolas" w:eastAsia="Consolas"/>
-          <w:sz w:val="17"/>
-        </w:rPr>
-        <w:t xml:space="preserve">                      (AST parsing, 8 languages)</w:t>
+        <w:drawing>
+          <wp:inline xmlns:a="http://schemas.openxmlformats.org/drawingml/2006/main" xmlns:pic="http://schemas.openxmlformats.org/drawingml/2006/picture">
+            <wp:extent cx="4709160" cy="6521593"/>
+            <wp:docPr id="1" name="Picture 1"/>
+            <wp:cNvGraphicFramePr>
+              <a:graphicFrameLocks noChangeAspect="1"/>
+            </wp:cNvGraphicFramePr>
+            <a:graphic>
+              <a:graphicData uri="http://schemas.openxmlformats.org/drawingml/2006/picture">
+                <pic:pic>
+                  <pic:nvPicPr>
+                    <pic:cNvPr id="0" name="arch.png"/>
+                    <pic:cNvPicPr/>
+                  </pic:nvPicPr>
+                  <pic:blipFill>
+                    <a:blip r:embed="rId10"/>
+                    <a:stretch>
+                      <a:fillRect/>
+                    </a:stretch>
+                  </pic:blipFill>
+                  <pic:spPr>
+                    <a:xfrm>
+                      <a:off x="0" y="0"/>
+                      <a:ext cx="4709160" cy="6521593"/>
+                    </a:xfrm>
+                    <a:prstGeom prst="rect"/>
+                  </pic:spPr>
+                </pic:pic>
+              </a:graphicData>
+            </a:graphic>
+          </wp:inline>
+        </w:drawing>
       </w:r>
     </w:p>
     <w:p>
       <w:pPr>
-        <w:spacing w:after="0" w:line="240" w:lineRule="auto"/>
+        <w:spacing w:after="220" w:before="0"/>
+        <w:jc w:val="center"/>
       </w:pPr>
       <w:r>
         <w:rPr>
-          <w:rFonts w:ascii="Consolas" w:hAnsi="Consolas" w:eastAsia="Consolas"/>
+          <w:b w:val="0"/>
+          <w:i/>
+          <w:color w:val="595959"/>
           <w:sz w:val="17"/>
         </w:rPr>
-        <w:t xml:space="preserve">              ---&gt;  ClusterEngine      ---&gt;  Cluster[]   (structural cohesion)</w:t>
+        <w:t>Figure 1 - System architecture: layered view of the analysis pipeline, the developer review gate, the Strategy-based diagram engine, and the shared domain model</w:t>
       </w:r>
     </w:p>
     <w:p>
-      <w:pPr>
-        <w:spacing w:after="0" w:line="240" w:lineRule="auto"/>
-      </w:pPr>
       <w:r>
-        <w:rPr>
-          <w:rFonts w:ascii="Consolas" w:hAnsi="Consolas" w:eastAsia="Consolas"/>
-          <w:sz w:val="17"/>
-        </w:rPr>
-        <w:t xml:space="preserve">              ---&gt;  FeatureLabeller    ---&gt;  Feature[]   (name + confidence)</w:t>
+        <w:br w:type="page"/>
       </w:r>
-    </w:p>
-    <w:p>
-      <w:pPr>
-        <w:spacing w:after="0" w:line="240" w:lineRule="auto"/>
-      </w:pPr>
-      <w:r>
-        <w:rPr>
-          <w:rFonts w:ascii="Consolas" w:hAnsi="Consolas" w:eastAsia="Consolas"/>
-          <w:sz w:val="17"/>
-        </w:rPr>
-        <w:t xml:space="preserve">              ---&gt;  [ developer review and approval ]</w:t>
-      </w:r>
-    </w:p>
-    <w:p>
-      <w:pPr>
-        <w:spacing w:after="0" w:line="240" w:lineRule="auto"/>
-      </w:pPr>
-      <w:r>
-        <w:rPr>
-          <w:rFonts w:ascii="Consolas" w:hAnsi="Consolas" w:eastAsia="Consolas"/>
-          <w:sz w:val="17"/>
-        </w:rPr>
-        <w:t xml:space="preserve">              ---&gt;  DiagramEngine      ---&gt;  Diagram[]   (PlantUML + Mermaid)</w:t>
-      </w:r>
-    </w:p>
-    <w:p>
-      <w:pPr>
-        <w:spacing w:after="0" w:line="240" w:lineRule="auto"/>
-      </w:pPr>
-      <w:r>
-        <w:rPr>
-          <w:rFonts w:ascii="Consolas" w:hAnsi="Consolas" w:eastAsia="Consolas"/>
-          <w:sz w:val="17"/>
-        </w:rPr>
-        <w:t xml:space="preserve">              ---&gt;  EvaluationService  ---&gt;  Precision / Recall / F1</w:t>
-      </w:r>
-    </w:p>
-    <w:p>
-      <w:pPr>
-        <w:spacing w:after="160" w:before="0"/>
-        <w:jc w:val="both"/>
-      </w:pPr>
     </w:p>
     <w:p>
       <w:pPr>
@@ -1758,7 +1747,7 @@
         <w:drawing>
           <wp:inline xmlns:a="http://schemas.openxmlformats.org/drawingml/2006/main" xmlns:pic="http://schemas.openxmlformats.org/drawingml/2006/picture">
             <wp:extent cx="2423160" cy="4762522"/>
-            <wp:docPr id="1" name="Picture 1"/>
+            <wp:docPr id="2" name="Picture 2"/>
             <wp:cNvGraphicFramePr>
               <a:graphicFrameLocks noChangeAspect="1"/>
             </wp:cNvGraphicFramePr>
@@ -1770,7 +1759,7 @@
                     <pic:cNvPicPr/>
                   </pic:nvPicPr>
                   <pic:blipFill>
-                    <a:blip r:embed="rId10"/>
+                    <a:blip r:embed="rId11"/>
                     <a:stretch>
                       <a:fillRect/>
                     </a:stretch>
@@ -1801,7 +1790,7 @@
           <w:color w:val="595959"/>
           <w:sz w:val="17"/>
         </w:rPr>
-        <w:t>Figure 1 - Activity diagram: end-to-end reverse engineering workflow with human review gate (Experiment 4)</w:t>
+        <w:t>Figure 2 - Activity diagram: end-to-end reverse engineering workflow with human review gate (Experiment 4)</w:t>
       </w:r>
     </w:p>
     <w:p>
@@ -1847,7 +1836,7 @@
         <w:drawing>
           <wp:inline xmlns:a="http://schemas.openxmlformats.org/drawingml/2006/main" xmlns:pic="http://schemas.openxmlformats.org/drawingml/2006/picture">
             <wp:extent cx="5669280" cy="1951050"/>
-            <wp:docPr id="2" name="Picture 2"/>
+            <wp:docPr id="3" name="Picture 3"/>
             <wp:cNvGraphicFramePr>
               <a:graphicFrameLocks noChangeAspect="1"/>
             </wp:cNvGraphicFramePr>
@@ -1859,7 +1848,7 @@
                     <pic:cNvPicPr/>
                   </pic:nvPicPr>
                   <pic:blipFill>
-                    <a:blip r:embed="rId11"/>
+                    <a:blip r:embed="rId12"/>
                     <a:stretch>
                       <a:fillRect/>
                     </a:stretch>
@@ -1890,7 +1879,7 @@
           <w:color w:val="595959"/>
           <w:sz w:val="17"/>
         </w:rPr>
-        <w:t>Figure 2 - Level 0 context data flow diagram (Experiment 8)</w:t>
+        <w:t>Figure 3 - Level 0 context data flow diagram (Experiment 8)</w:t>
       </w:r>
     </w:p>
     <w:p>
@@ -1916,7 +1905,7 @@
         <w:drawing>
           <wp:inline xmlns:a="http://schemas.openxmlformats.org/drawingml/2006/main" xmlns:pic="http://schemas.openxmlformats.org/drawingml/2006/picture">
             <wp:extent cx="5760720" cy="3444853"/>
-            <wp:docPr id="3" name="Picture 3"/>
+            <wp:docPr id="4" name="Picture 4"/>
             <wp:cNvGraphicFramePr>
               <a:graphicFrameLocks noChangeAspect="1"/>
             </wp:cNvGraphicFramePr>
@@ -1928,7 +1917,7 @@
                     <pic:cNvPicPr/>
                   </pic:nvPicPr>
                   <pic:blipFill>
-                    <a:blip r:embed="rId12"/>
+                    <a:blip r:embed="rId13"/>
                     <a:stretch>
                       <a:fillRect/>
                     </a:stretch>
@@ -1959,7 +1948,7 @@
           <w:color w:val="595959"/>
           <w:sz w:val="17"/>
         </w:rPr>
-        <w:t>Figure 3 - Level 1 data flow decomposition (Experiment 8)</w:t>
+        <w:t>Figure 4 - Level 1 data flow decomposition (Experiment 8)</w:t>
       </w:r>
     </w:p>
     <w:p>
@@ -3228,7 +3217,7 @@
         <w:drawing>
           <wp:inline xmlns:a="http://schemas.openxmlformats.org/drawingml/2006/main" xmlns:pic="http://schemas.openxmlformats.org/drawingml/2006/picture">
             <wp:extent cx="5669280" cy="3188970"/>
-            <wp:docPr id="4" name="Picture 4"/>
+            <wp:docPr id="5" name="Picture 5"/>
             <wp:cNvGraphicFramePr>
               <a:graphicFrameLocks noChangeAspect="1"/>
             </wp:cNvGraphicFramePr>
@@ -3240,7 +3229,7 @@
                     <pic:cNvPicPr/>
                   </pic:nvPicPr>
                   <pic:blipFill>
-                    <a:blip r:embed="rId13"/>
+                    <a:blip r:embed="rId14"/>
                     <a:stretch>
                       <a:fillRect/>
                     </a:stretch>
@@ -3271,7 +3260,7 @@
           <w:color w:val="595959"/>
           <w:sz w:val="17"/>
         </w:rPr>
-        <w:t>Figure 4 - Stage 1: repository ingestion. The stepper shows pipeline progress; later stages remain locked until a repository is analysed.</w:t>
+        <w:t>Figure 5 - Stage 1: repository ingestion. The stepper shows pipeline progress; later stages remain locked until a repository is analysed.</w:t>
       </w:r>
     </w:p>
     <w:p>
@@ -3283,7 +3272,7 @@
         <w:drawing>
           <wp:inline xmlns:a="http://schemas.openxmlformats.org/drawingml/2006/main" xmlns:pic="http://schemas.openxmlformats.org/drawingml/2006/picture">
             <wp:extent cx="5486400" cy="4200525"/>
-            <wp:docPr id="5" name="Picture 5"/>
+            <wp:docPr id="6" name="Picture 6"/>
             <wp:cNvGraphicFramePr>
               <a:graphicFrameLocks noChangeAspect="1"/>
             </wp:cNvGraphicFramePr>
@@ -3295,7 +3284,7 @@
                     <pic:cNvPicPr/>
                   </pic:nvPicPr>
                   <pic:blipFill>
-                    <a:blip r:embed="rId14"/>
+                    <a:blip r:embed="rId15"/>
                     <a:stretch>
                       <a:fillRect/>
                     </a:stretch>
@@ -3326,7 +3315,7 @@
           <w:color w:val="595959"/>
           <w:sz w:val="17"/>
         </w:rPr>
-        <w:t>Figure 5 - Stage 2: automatically discovered features presented for developer review, each with its class membership and confidence score.</w:t>
+        <w:t>Figure 6 - Stage 2: automatically discovered features presented for developer review, each with its class membership and confidence score.</w:t>
       </w:r>
     </w:p>
     <w:p>
@@ -3357,7 +3346,7 @@
         <w:drawing>
           <wp:inline xmlns:a="http://schemas.openxmlformats.org/drawingml/2006/main" xmlns:pic="http://schemas.openxmlformats.org/drawingml/2006/picture">
             <wp:extent cx="2240280" cy="3881250"/>
-            <wp:docPr id="6" name="Picture 6"/>
+            <wp:docPr id="7" name="Picture 7"/>
             <wp:cNvGraphicFramePr>
               <a:graphicFrameLocks noChangeAspect="1"/>
             </wp:cNvGraphicFramePr>
@@ -3369,7 +3358,7 @@
                     <pic:cNvPicPr/>
                   </pic:nvPicPr>
                   <pic:blipFill>
-                    <a:blip r:embed="rId15"/>
+                    <a:blip r:embed="rId16"/>
                     <a:stretch>
                       <a:fillRect/>
                     </a:stretch>
@@ -3400,7 +3389,7 @@
           <w:color w:val="595959"/>
           <w:sz w:val="17"/>
         </w:rPr>
-        <w:t>Figure 6 - Generated class diagram for the discovered Tell Story feature</w:t>
+        <w:t>Figure 7 - Generated class diagram for the discovered Tell Story feature</w:t>
       </w:r>
     </w:p>
     <w:p>
@@ -3412,7 +3401,7 @@
         <w:drawing>
           <wp:inline xmlns:a="http://schemas.openxmlformats.org/drawingml/2006/main" xmlns:pic="http://schemas.openxmlformats.org/drawingml/2006/picture">
             <wp:extent cx="2651760" cy="2395728"/>
-            <wp:docPr id="7" name="Picture 7"/>
+            <wp:docPr id="8" name="Picture 8"/>
             <wp:cNvGraphicFramePr>
               <a:graphicFrameLocks noChangeAspect="1"/>
             </wp:cNvGraphicFramePr>
@@ -3424,7 +3413,7 @@
                     <pic:cNvPicPr/>
                   </pic:nvPicPr>
                   <pic:blipFill>
-                    <a:blip r:embed="rId16"/>
+                    <a:blip r:embed="rId17"/>
                     <a:stretch>
                       <a:fillRect/>
                     </a:stretch>
@@ -3455,7 +3444,7 @@
           <w:color w:val="595959"/>
           <w:sz w:val="17"/>
         </w:rPr>
-        <w:t>Figure 7 - Generated sequence diagram for the same feature, derived from static call sites</w:t>
+        <w:t>Figure 8 - Generated sequence diagram for the same feature, derived from static call sites</w:t>
       </w:r>
     </w:p>
     <w:p>
